--- a/4ис/практика 2.docx
+++ b/4ис/практика 2.docx
@@ -902,10 +902,19 @@
       <w:r>
         <w:rPr>
           <w:rFonts w:ascii="Times New Roman" w:hAnsi="Times New Roman" w:cs="Times New Roman"/>
-          <w:sz w:val="28"/>
-          <w:szCs w:val="28"/>
-        </w:rPr>
-        <w:t xml:space="preserve">3) </w:t>
+          <w:i/>
+          <w:sz w:val="28"/>
+          <w:szCs w:val="28"/>
+        </w:rPr>
+        <w:t>Дополнительно:</w:t>
+      </w:r>
+      <w:r>
+        <w:rPr>
+          <w:rFonts w:ascii="Times New Roman" w:hAnsi="Times New Roman" w:cs="Times New Roman"/>
+          <w:sz w:val="28"/>
+          <w:szCs w:val="28"/>
+        </w:rPr>
+        <w:t xml:space="preserve"> </w:t>
       </w:r>
       <w:r>
         <w:rPr>
